--- a/https.docx
+++ b/https.docx
@@ -4,7 +4,7 @@
   <w:body>
     <w:p>
       <w:r>
-        <w:t>https://ingobank.imcu.online/id/709545331</w:t>
+        <w:t>https://cbdc-test-admin.banksoyuz.ru/client/operations</w:t>
       </w:r>
       <w:bookmarkStart w:id="0" w:name="_GoBack"/>
       <w:bookmarkEnd w:id="0"/>
